--- a/docs/StarArm102_Lumos_Python_Teleoperation_Guide.docx
+++ b/docs/StarArm102_Lumos_Python_Teleoperation_Guide.docx
@@ -513,7 +513,7 @@
           <w:color w:val="203B50"/>
           <w:sz w:val="17"/>
         </w:rPr>
-        <w:t>git clone https://github.com/VincentHSS/stararm102-lumos-teleop.git</w:t>
+        <w:t>git clone https://github.com/servodevelop/touch-leader-arm.git</w:t>
       </w:r>
       <w:r>
         <w:br/>
@@ -524,7 +524,7 @@
           <w:color w:val="203B50"/>
           <w:sz w:val="17"/>
         </w:rPr>
-        <w:t>cd stararm102-lumos-teleop</w:t>
+        <w:t>cd touch-leader-arm/python-sdk</w:t>
       </w:r>
       <w:r>
         <w:br/>
@@ -548,7 +548,7 @@
           <w:color w:val="263746"/>
           <w:sz w:val="19"/>
         </w:rPr>
-        <w:t>请先激活 Python 3.10 环境。安装脚本会安装 C++ 构建依赖和 StarArm Python 包，并自动将 Lumos SDK 下载到项目的 .dependencies/startouch_sdk 目录后完成安装。整个过程需要联网和 sudo 权限；不需要手动进入 SDK 源码目录。</w:t>
+        <w:t>请先激活 Python 3.10 环境。安装脚本会安装 C++ 构建依赖和 StarArm Python 包，并自动将 Lumos SDK 下载到python-sdk/.dependencies/startouch_sdk 目录后完成安装。整个过程需要联网和 sudo 权限；不需要手动进入 SDK 源码目录。</w:t>
       </w:r>
     </w:p>
     <w:p>
@@ -606,7 +606,7 @@
           <w:color w:val="263746"/>
           <w:sz w:val="19"/>
         </w:rPr>
-        <w:t>如果需要逐步安装，请在已激活的 Python 3.10 环境和项目根目录执行以下命令。SDK 会下载到 .dependencies/startouch_sdk，无需手动切换到 SDK 源码目录。</w:t>
+        <w:t>如果需要逐步安装，请在已激活的 Python 3.10 环境和python-sdk/ 目录执行以下命令。SDK 会下载到 .dependencies/startouch_sdk，无需手动切换到 SDK 源码目录。</w:t>
       </w:r>
     </w:p>
     <w:p>
@@ -766,7 +766,7 @@
           <w:color w:val="263746"/>
           <w:sz w:val="19"/>
         </w:rPr>
-        <w:t>安装脚本已将程序放在项目根目录。确认 can0 状态：</w:t>
+        <w:t>遥操作脚本位于 python-sdk/ 目录。后续命令均在此目录执行。确认 can0 状态：</w:t>
       </w:r>
     </w:p>
     <w:p>
@@ -1346,7 +1346,7 @@
           <w:color w:val="203B50"/>
           <w:sz w:val="17"/>
         </w:rPr>
-        <w:t>python ~/stararm102_lumos_teleop.py --calibrate --can can0 --leader-port /dev/ttyUSB0 --gripper</w:t>
+        <w:t>python stararm102_lumos_teleop.py --calibrate --can can0 --leader-port /dev/ttyUSB0 --gripper</w:t>
       </w:r>
     </w:p>
     <w:p>
@@ -1477,7 +1477,7 @@
           <w:color w:val="203B50"/>
           <w:sz w:val="17"/>
         </w:rPr>
-        <w:t>python ~/stararm102_lumos_teleop.py --can can0 --leader-port /dev/ttyUSB0 --gripper</w:t>
+        <w:t>python stararm102_lumos_teleop.py --can can0 --leader-port /dev/ttyUSB0 --gripper</w:t>
       </w:r>
     </w:p>
     <w:p>
@@ -1522,7 +1522,7 @@
           <w:color w:val="203B50"/>
           <w:sz w:val="17"/>
         </w:rPr>
-        <w:t>python ~/stararm102_lumos_teleop.py --can can0 --leader-port /dev/ttyUSB0 --gripper --execute</w:t>
+        <w:t>python stararm102_lumos_teleop.py --can can0 --leader-port /dev/ttyUSB0 --gripper --execute</w:t>
       </w:r>
     </w:p>
     <w:p>
@@ -1689,7 +1689,7 @@
                 <w:color w:val="263746"/>
                 <w:sz w:val="17"/>
               </w:rPr>
-              <w:t>激活安装时使用的 Python 3.10 环境，在项目根目录运行 bash scripts/install_ubuntu.sh。</w:t>
+              <w:t>激活安装时使用的 Python 3.10 环境，在python-sdk/ 目录运行 bash scripts/install_ubuntu.sh。</w:t>
             </w:r>
           </w:p>
         </w:tc>
